--- a/klagomål/S 3896-2024 FSC-klagomål.docx
+++ b/klagomål/S 3896-2024 FSC-klagomål.docx
@@ -216,7 +216,7 @@
         <w:spacing w:after="240"/>
       </w:pPr>
       <w:r>
-        <w:t>Figur 1. Fyndplatser för naturvårdsarter i samrådsanmälan. Markörer utan svart kant är placerade på fyndplatsen. Markörer med svart kant är placerade vid sidan av fyndplatsen har ett svart streck som visar fyndplatsens exakta position. Kartans mittpunktskoordinat är N 6569018, E 453610 i SWEREF 99 TM.</w:t>
+        <w:t>Figur 1. Fyndplatser för naturvårdsarter i samrådsanmälan. Markörer utan svart kant är placerade på fyndplatsen. Markörer med svart kant är placerade vid sidan av fyndplatsen och har ett svart streck som visar fyndplatsens exakta position. Kartans mittpunktskoordinat är N 6569018, E 453610 i SWEREF 99 TM.</w:t>
       </w:r>
     </w:p>
     <w:p>
@@ -735,7 +735,7 @@
     <w:r>
       <w:tab/>
       <w:tab/>
-      <w:t>2026-08-14</w:t>
+      <w:t>2026-08-15</w:t>
       <w:br/>
       <w:br/>
     </w:r>

--- a/klagomål/S 3896-2024 FSC-klagomål.docx
+++ b/klagomål/S 3896-2024 FSC-klagomål.docx
@@ -735,7 +735,7 @@
     <w:r>
       <w:tab/>
       <w:tab/>
-      <w:t>2026-08-15</w:t>
+      <w:t>2026-08-16</w:t>
       <w:br/>
       <w:br/>
     </w:r>

--- a/klagomål/S 3896-2024 FSC-klagomål.docx
+++ b/klagomål/S 3896-2024 FSC-klagomål.docx
@@ -735,7 +735,7 @@
     <w:r>
       <w:tab/>
       <w:tab/>
-      <w:t>2026-08-16</w:t>
+      <w:t>2026-08-17</w:t>
       <w:br/>
       <w:br/>
     </w:r>

--- a/klagomål/S 3896-2024 FSC-klagomål.docx
+++ b/klagomål/S 3896-2024 FSC-klagomål.docx
@@ -735,7 +735,7 @@
     <w:r>
       <w:tab/>
       <w:tab/>
-      <w:t>2026-08-17</w:t>
+      <w:t>2026-08-18</w:t>
       <w:br/>
       <w:br/>
     </w:r>

--- a/klagomål/S 3896-2024 FSC-klagomål.docx
+++ b/klagomål/S 3896-2024 FSC-klagomål.docx
@@ -735,7 +735,7 @@
     <w:r>
       <w:tab/>
       <w:tab/>
-      <w:t>2026-08-18</w:t>
+      <w:t>2026-08-19</w:t>
       <w:br/>
       <w:br/>
     </w:r>

--- a/klagomål/S 3896-2024 FSC-klagomål.docx
+++ b/klagomål/S 3896-2024 FSC-klagomål.docx
@@ -735,7 +735,7 @@
     <w:r>
       <w:tab/>
       <w:tab/>
-      <w:t>2026-08-19</w:t>
+      <w:t>2026-08-20</w:t>
       <w:br/>
       <w:br/>
     </w:r>

--- a/klagomål/S 3896-2024 FSC-klagomål.docx
+++ b/klagomål/S 3896-2024 FSC-klagomål.docx
@@ -735,7 +735,7 @@
     <w:r>
       <w:tab/>
       <w:tab/>
-      <w:t>2026-08-20</w:t>
+      <w:t>2026-08-21</w:t>
       <w:br/>
       <w:br/>
     </w:r>

--- a/klagomål/S 3896-2024 FSC-klagomål.docx
+++ b/klagomål/S 3896-2024 FSC-klagomål.docx
@@ -178,7 +178,7 @@
       <w:r>
         <w:drawing>
           <wp:inline xmlns:a="http://schemas.openxmlformats.org/drawingml/2006/main" xmlns:pic="http://schemas.openxmlformats.org/drawingml/2006/picture">
-            <wp:extent cx="5486400" cy="3521854"/>
+            <wp:extent cx="5486400" cy="3640632"/>
             <wp:docPr id="1" name="Picture 1"/>
             <wp:cNvGraphicFramePr>
               <a:graphicFrameLocks noChangeAspect="1"/>
@@ -199,7 +199,7 @@
                   <pic:spPr>
                     <a:xfrm>
                       <a:off x="0" y="0"/>
-                      <a:ext cx="5486400" cy="3521854"/>
+                      <a:ext cx="5486400" cy="3640632"/>
                     </a:xfrm>
                     <a:prstGeom prst="rect"/>
                   </pic:spPr>
@@ -216,12 +216,12 @@
         <w:spacing w:after="240"/>
       </w:pPr>
       <w:r>
-        <w:t>Figur 1. Fyndplatser för naturvårdsarter i samrådsanmälan. Markörer utan svart kant är placerade på fyndplatsen. Markörer med svart kant är placerade vid sidan av fyndplatsen och har ett svart streck som visar fyndplatsens exakta position. Kartans mittpunktskoordinat är N 6569018, E 453610 i SWEREF 99 TM.</w:t>
+        <w:t>Figur 1. Fyndplatser för naturvårdsarter i och inom 24 meter från samrådsanmälan. Markörer utan svart kant är placerade på fyndplatsen. Markörer med svart kant är placerade vid sidan av fyndplatsen och har ett svart streck som visar fyndplatsens exakta position. Kartans mittpunktskoordinat är N 6569018, E 453610 i SWEREF 99 TM.</w:t>
       </w:r>
     </w:p>
     <w:p>
       <w:r>
-        <w:t>I samrådsanmälan finns fynd av 2 naturvårdsarter, varav 2 är rödlistade och 1 är fridlyst: nordfladdermus (NT, §4a) och rödlånke (NT). Se Figur 1.</w:t>
+        <w:t>I och inom 24 meter från samrådsanmälan finns fynd av 3 naturvårdsarter, varav 2 är rödlistade och 2 är fridlysta: nordfladdermus (NT, §4a), rödlånke (NT) och vanlig padda (§6). Se Figur 1.</w:t>
       </w:r>
     </w:p>
     <w:p>
@@ -348,7 +348,7 @@
         <w:rPr>
           <w:i/>
         </w:rPr>
-        <w:t>I det samrådsanmälda skogsområdet har 2 naturvårdsarter varav 2 rödlistade arter sina livsmiljöer och växtplatser.</w:t>
+        <w:t>I det samrådsanmälda skogsområdet har 3 naturvårdsarter varav 2 rödlistade arter sina livsmiljöer och växtplatser.</w:t>
       </w:r>
     </w:p>
     <w:p>
@@ -735,7 +735,7 @@
     <w:r>
       <w:tab/>
       <w:tab/>
-      <w:t>2026-08-21</w:t>
+      <w:t>2026-08-22</w:t>
       <w:br/>
       <w:br/>
     </w:r>

--- a/klagomål/S 3896-2024 FSC-klagomål.docx
+++ b/klagomål/S 3896-2024 FSC-klagomål.docx
@@ -735,7 +735,7 @@
     <w:r>
       <w:tab/>
       <w:tab/>
-      <w:t>2026-08-22</w:t>
+      <w:t>2026-08-23</w:t>
       <w:br/>
       <w:br/>
     </w:r>

--- a/klagomål/S 3896-2024 FSC-klagomål.docx
+++ b/klagomål/S 3896-2024 FSC-klagomål.docx
@@ -735,7 +735,7 @@
     <w:r>
       <w:tab/>
       <w:tab/>
-      <w:t>2026-08-23</w:t>
+      <w:t>2026-08-24</w:t>
       <w:br/>
       <w:br/>
     </w:r>

--- a/klagomål/S 3896-2024 FSC-klagomål.docx
+++ b/klagomål/S 3896-2024 FSC-klagomål.docx
@@ -735,7 +735,7 @@
     <w:r>
       <w:tab/>
       <w:tab/>
-      <w:t>2026-08-24</w:t>
+      <w:t>2026-08-25</w:t>
       <w:br/>
       <w:br/>
     </w:r>

--- a/klagomål/S 3896-2024 FSC-klagomål.docx
+++ b/klagomål/S 3896-2024 FSC-klagomål.docx
@@ -735,7 +735,7 @@
     <w:r>
       <w:tab/>
       <w:tab/>
-      <w:t>2026-08-25</w:t>
+      <w:t>2026-08-26</w:t>
       <w:br/>
       <w:br/>
     </w:r>

--- a/klagomål/S 3896-2024 FSC-klagomål.docx
+++ b/klagomål/S 3896-2024 FSC-klagomål.docx
@@ -735,7 +735,7 @@
     <w:r>
       <w:tab/>
       <w:tab/>
-      <w:t>2026-08-26</w:t>
+      <w:t>2026-08-27</w:t>
       <w:br/>
       <w:br/>
     </w:r>

--- a/klagomål/S 3896-2024 FSC-klagomål.docx
+++ b/klagomål/S 3896-2024 FSC-klagomål.docx
@@ -735,7 +735,7 @@
     <w:r>
       <w:tab/>
       <w:tab/>
-      <w:t>2026-08-27</w:t>
+      <w:t>2026-08-28</w:t>
       <w:br/>
       <w:br/>
     </w:r>

--- a/klagomål/S 3896-2024 FSC-klagomål.docx
+++ b/klagomål/S 3896-2024 FSC-klagomål.docx
@@ -735,7 +735,7 @@
     <w:r>
       <w:tab/>
       <w:tab/>
-      <w:t>2026-08-28</w:t>
+      <w:t>2026-08-29</w:t>
       <w:br/>
       <w:br/>
     </w:r>

--- a/klagomål/S 3896-2024 FSC-klagomål.docx
+++ b/klagomål/S 3896-2024 FSC-klagomål.docx
@@ -735,7 +735,7 @@
     <w:r>
       <w:tab/>
       <w:tab/>
-      <w:t>2026-08-29</w:t>
+      <w:t>2026-08-31</w:t>
       <w:br/>
       <w:br/>
     </w:r>

--- a/klagomål/S 3896-2024 FSC-klagomål.docx
+++ b/klagomål/S 3896-2024 FSC-klagomål.docx
@@ -735,7 +735,7 @@
     <w:r>
       <w:tab/>
       <w:tab/>
-      <w:t>2026-08-31</w:t>
+      <w:t>2026-09-01</w:t>
       <w:br/>
       <w:br/>
     </w:r>

--- a/klagomål/S 3896-2024 FSC-klagomål.docx
+++ b/klagomål/S 3896-2024 FSC-klagomål.docx
@@ -735,7 +735,7 @@
     <w:r>
       <w:tab/>
       <w:tab/>
-      <w:t>2026-09-01</w:t>
+      <w:t>2026-09-02</w:t>
       <w:br/>
       <w:br/>
     </w:r>

--- a/klagomål/S 3896-2024 FSC-klagomål.docx
+++ b/klagomål/S 3896-2024 FSC-klagomål.docx
@@ -735,7 +735,7 @@
     <w:r>
       <w:tab/>
       <w:tab/>
-      <w:t>2026-09-02</w:t>
+      <w:t>2026-09-03</w:t>
       <w:br/>
       <w:br/>
     </w:r>

--- a/klagomål/S 3896-2024 FSC-klagomål.docx
+++ b/klagomål/S 3896-2024 FSC-klagomål.docx
@@ -735,7 +735,7 @@
     <w:r>
       <w:tab/>
       <w:tab/>
-      <w:t>2026-09-03</w:t>
+      <w:t>2026-09-04</w:t>
       <w:br/>
       <w:br/>
     </w:r>

--- a/klagomål/S 3896-2024 FSC-klagomål.docx
+++ b/klagomål/S 3896-2024 FSC-klagomål.docx
@@ -735,7 +735,7 @@
     <w:r>
       <w:tab/>
       <w:tab/>
-      <w:t>2026-09-04</w:t>
+      <w:t>2026-09-05</w:t>
       <w:br/>
       <w:br/>
     </w:r>

--- a/klagomål/S 3896-2024 FSC-klagomål.docx
+++ b/klagomål/S 3896-2024 FSC-klagomål.docx
@@ -735,7 +735,7 @@
     <w:r>
       <w:tab/>
       <w:tab/>
-      <w:t>2026-09-05</w:t>
+      <w:t>2026-09-06</w:t>
       <w:br/>
       <w:br/>
     </w:r>

--- a/klagomål/S 3896-2024 FSC-klagomål.docx
+++ b/klagomål/S 3896-2024 FSC-klagomål.docx
@@ -735,7 +735,7 @@
     <w:r>
       <w:tab/>
       <w:tab/>
-      <w:t>2026-09-06</w:t>
+      <w:t>2026-09-07</w:t>
       <w:br/>
       <w:br/>
     </w:r>

--- a/klagomål/S 3896-2024 FSC-klagomål.docx
+++ b/klagomål/S 3896-2024 FSC-klagomål.docx
@@ -735,7 +735,7 @@
     <w:r>
       <w:tab/>
       <w:tab/>
-      <w:t>2026-09-07</w:t>
+      <w:t>2026-09-08</w:t>
       <w:br/>
       <w:br/>
     </w:r>

--- a/klagomål/S 3896-2024 FSC-klagomål.docx
+++ b/klagomål/S 3896-2024 FSC-klagomål.docx
@@ -735,7 +735,7 @@
     <w:r>
       <w:tab/>
       <w:tab/>
-      <w:t>2026-09-08</w:t>
+      <w:t>2026-09-09</w:t>
       <w:br/>
       <w:br/>
     </w:r>

--- a/klagomål/S 3896-2024 FSC-klagomål.docx
+++ b/klagomål/S 3896-2024 FSC-klagomål.docx
@@ -735,7 +735,7 @@
     <w:r>
       <w:tab/>
       <w:tab/>
-      <w:t>2026-09-09</w:t>
+      <w:t>2026-09-10</w:t>
       <w:br/>
       <w:br/>
     </w:r>

--- a/klagomål/S 3896-2024 FSC-klagomål.docx
+++ b/klagomål/S 3896-2024 FSC-klagomål.docx
@@ -735,7 +735,7 @@
     <w:r>
       <w:tab/>
       <w:tab/>
-      <w:t>2026-09-10</w:t>
+      <w:t>2026-09-11</w:t>
       <w:br/>
       <w:br/>
     </w:r>

--- a/klagomål/S 3896-2024 FSC-klagomål.docx
+++ b/klagomål/S 3896-2024 FSC-klagomål.docx
@@ -735,7 +735,7 @@
     <w:r>
       <w:tab/>
       <w:tab/>
-      <w:t>2026-09-11</w:t>
+      <w:t>2026-09-12</w:t>
       <w:br/>
       <w:br/>
     </w:r>
